--- a/proactive-english-a2-b2-sy/out/PE-A2-B2-SY_Unit18_StudentsBook.docx
+++ b/proactive-english-a2-b2-sy/out/PE-A2-B2-SY_Unit18_StudentsBook.docx
@@ -40030,7 +40030,7 @@
                 <w:sz w:val="22"/>
                 <w:szCs w:val="22"/>
               </w:rPr>
-              <w:t xml:space="preserve">: Reading Parts 1–3, Writing Part 6, Listening Parts 1–2.</w:t>
+              <w:t xml:space="preserve"> in four papers: Reading 20 · Writing 15 · Listening 15 · Speaking 10.</w:t>
             </w:r>
           </w:p>
           <w:p>
